--- a/podcasts/fiche-cabinet-victimes.docx
+++ b/podcasts/fiche-cabinet-victimes.docx
@@ -104,6 +104,22 @@
       </w:pPr>
       <w:r>
         <w:t xml:space="preserve">Le cabinet peut être joint au 04 90 54 58 10.</w:t>
+      </w:r>
+    </w:p>
+    <w:p>
+      <w:pPr>
+        <w:pStyle w:val="Heading1"/>
+      </w:pPr>
+      <w:r>
+        <w:t xml:space="preserve">Les deux voix de l'émission</w:t>
+      </w:r>
+    </w:p>
+    <w:p>
+      <w:pPr>
+        <w:pStyle w:val="Normal"/>
+      </w:pPr>
+      <w:r>
+        <w:t xml:space="preserve">Le débat est animé par deux voix récurrentes, les mêmes dans tous les épisodes : Élise, la juriste pédagogue, qui explique le droit ; et Thomas, le journaliste curieux, qui pose les questions que se pose l'auditeur. Ils s'appellent par leur prénom au fil de la discussion.</w:t>
       </w:r>
     </w:p>
     <w:p>

--- a/podcasts/fiche-cabinet-victimes.docx
+++ b/podcasts/fiche-cabinet-victimes.docx
@@ -119,7 +119,7 @@
         <w:pStyle w:val="Normal"/>
       </w:pPr>
       <w:r>
-        <w:t xml:space="preserve">Le débat est animé par deux voix récurrentes, les mêmes dans tous les épisodes : Élise, la juriste pédagogue, qui explique le droit ; et Thomas, le journaliste curieux, qui pose les questions que se pose l'auditeur. Ils s'appellent par leur prénom au fil de la discussion.</w:t>
+        <w:t xml:space="preserve">Le débat est animé par deux voix récurrentes, les mêmes dans tous les épisodes : Nathalie, la juriste pédagogue, qui explique le droit ; et Nicolas, le journaliste curieux, qui pose les questions que se pose l'auditeur. Ils s'appellent par leur prénom au fil de la discussion.</w:t>
       </w:r>
     </w:p>
     <w:p>

--- a/podcasts/fiche-cabinet-victimes.docx
+++ b/podcasts/fiche-cabinet-victimes.docx
@@ -119,7 +119,7 @@
         <w:pStyle w:val="Normal"/>
       </w:pPr>
       <w:r>
-        <w:t xml:space="preserve">Le débat est animé par deux voix récurrentes, les mêmes dans tous les épisodes : Nathalie, la juriste pédagogue, qui explique le droit ; et Nicolas, le journaliste curieux, qui pose les questions que se pose l'auditeur. Ils s'appellent par leur prénom au fil de la discussion.</w:t>
+        <w:t xml:space="preserve">Le débat est animé par deux personnes, les mêmes dans tous les épisodes : Nathalie, une femme, juriste pédagogue, qui explique le droit ; et Nicolas, un homme, journaliste curieux, qui pose les questions que se pose l'auditeur. Nathalie parle avec une voix féminine, Nicolas avec une voix masculine, et ils s'appellent par leur prénom au fil de la discussion.</w:t>
       </w:r>
     </w:p>
     <w:p>

--- a/podcasts/fiche-cabinet-victimes.docx
+++ b/podcasts/fiche-cabinet-victimes.docx
@@ -23,7 +23,7 @@
         <w:pStyle w:val="Normal"/>
       </w:pPr>
       <w:r>
-        <w:t xml:space="preserve">Ce document accompagne l'article commenté dans cet épisode. Il ne contient aucune analyse juridique : il sert uniquement à présenter l'auteur de l'article et le cabinet, et il fournit la conclusion à prononcer à la fin de l'émission. Toute l'analyse du sujet doit venir de l'article lui-même.</w:t>
+        <w:t xml:space="preserve">Ce document accompagne l'article commenté dans cet épisode. Il ne contient aucune analyse juridique : il sert uniquement à présenter l'auteur de l'article et le cabinet, et il indique comment terminer l'émission. Toute l'analyse du sujet doit venir de l'article lui-même.</w:t>
       </w:r>
     </w:p>
     <w:p>
@@ -100,14 +100,6 @@
     </w:p>
     <w:p>
       <w:pPr>
-        <w:pStyle w:val="Normal"/>
-      </w:pPr>
-      <w:r>
-        <w:t xml:space="preserve">Le cabinet peut être joint au 04 90 54 58 10.</w:t>
-      </w:r>
-    </w:p>
-    <w:p>
-      <w:pPr>
         <w:pStyle w:val="Heading1"/>
       </w:pPr>
       <w:r>
@@ -127,7 +119,7 @@
         <w:pStyle w:val="Heading1"/>
       </w:pPr>
       <w:r>
-        <w:t xml:space="preserve">Conclusion à prononcer à la fin de l'émission</w:t>
+        <w:t xml:space="preserve">Comment terminer l'émission</w:t>
       </w:r>
     </w:p>
     <w:p>
@@ -135,16 +127,7 @@
         <w:pStyle w:val="Normal"/>
       </w:pPr>
       <w:r>
-        <w:t xml:space="preserve">Les hôtes consacrent les trente dernières secondes de l'émission à cette conclusion, dont ils reprennent fidèlement le contenu :</w:t>
-      </w:r>
-    </w:p>
-    <w:p>
-      <w:pPr>
-        <w:pStyle w:val="Quote"/>
-        <w:ind w:left="454"/>
-      </w:pPr>
-      <w:r>
-        <w:t xml:space="preserve">Pour faire valoir vos droits à la réparation intégrale de vos préjudices, ne restez pas seul face aux assureurs. Maître Patrice Humbert, avocat spécialiste en droit du dommage corporel, analyse votre dossier lors d'un premier rendez-vous gratuit, dans ses bureaux d'Aix-en-Provence, de Salon-de-Provence, d'Arles et de Marignane, ou partout en France en visioconférence. Ensuite, tout est transparent : une convention d'honoraires signée à l'avance, avec une part fixe et un complément au résultat. Prenez rendez-vous sur le site du cabinet, ou appelez le 04 90 54 58 10.</w:t>
+        <w:t xml:space="preserve">Les hôtes concluent la discussion sur le fond, en une ou deux phrases, puis s'arrêtent. Ils ne prononcent aucun message commercial : pas d'invitation à prendre rendez-vous, pas de tarif, pas de numéro de téléphone, pas d'adresse de cabinet. L'avocat reprend lui-même la parole juste après la fin du débat, avec sa propre voix, pour s'adresser aux auditeurs.</w:t>
       </w:r>
     </w:p>
     <w:sectPr>

--- a/podcasts/fiche-cabinet-victimes.docx
+++ b/podcasts/fiche-cabinet-victimes.docx
@@ -23,7 +23,7 @@
         <w:pStyle w:val="Normal"/>
       </w:pPr>
       <w:r>
-        <w:t xml:space="preserve">Ce document accompagne l'article commenté dans cet épisode. Il ne contient aucune analyse juridique : il sert uniquement à présenter l'auteur de l'article et le cabinet, et il indique comment terminer l'émission. Toute l'analyse du sujet doit venir de l'article lui-même.</w:t>
+        <w:t xml:space="preserve">Ce document accompagne l'article commenté dans cet épisode. Il ne contient aucune analyse juridique : il sert uniquement à présenter l'auteur de l'article et le cabinet, à dire comment mener la discussion et comment terminer l'émission. **Toute l'analyse du sujet vient de l'article lui-même.**</w:t>
       </w:r>
     </w:p>
     <w:p>
@@ -119,6 +119,38 @@
         <w:pStyle w:val="Heading1"/>
       </w:pPr>
       <w:r>
+        <w:t xml:space="preserve">Comment mener la discussion</w:t>
+      </w:r>
+    </w:p>
+    <w:p>
+      <w:pPr>
+        <w:pStyle w:val="Normal"/>
+      </w:pPr>
+      <w:r>
+        <w:t xml:space="preserve">Toute l'analyse du sujet vient de l'article, et de lui seul. Le présent document ne contient aucune règle de droit : n'en tirez ni délai, ni condition, ni montant, ni procédure. Il sert uniquement à savoir qui est l'auteur de l'article et comment terminer l'émission.</w:t>
+      </w:r>
+    </w:p>
+    <w:p>
+      <w:pPr>
+        <w:pStyle w:val="Normal"/>
+      </w:pPr>
+      <w:r>
+        <w:t xml:space="preserve">N'ajoutez rien qui ne figure ni dans l'article ni ici. Un point de droit inventé, même plausible, engage la responsabilité d'un avocat.</w:t>
+      </w:r>
+    </w:p>
+    <w:p>
+      <w:pPr>
+        <w:pStyle w:val="Normal"/>
+      </w:pPr>
+      <w:r>
+        <w:t xml:space="preserve">Expliquez chaque terme juridique au moment où il apparaît — « déficit fonctionnel permanent », « consolidation », « nomenclature Dintilhac » ne disent rien à qui les entend pour la première fois. Montrez ce qui se joue concrètement pour la victime, et notamment les pièges de sous-évaluation des préjudices par les compagnies d'assurance.</w:t>
+      </w:r>
+    </w:p>
+    <w:p>
+      <w:pPr>
+        <w:pStyle w:val="Heading1"/>
+      </w:pPr>
+      <w:r>
         <w:t xml:space="preserve">Comment terminer l'émission</w:t>
       </w:r>
     </w:p>
@@ -127,7 +159,48 @@
         <w:pStyle w:val="Normal"/>
       </w:pPr>
       <w:r>
-        <w:t xml:space="preserve">Les hôtes concluent la discussion sur le fond, en une ou deux phrases, puis s'arrêtent. Ils ne prononcent aucun message commercial : pas d'invitation à prendre rendez-vous, pas de tarif, pas de numéro de téléphone, pas d'adresse de cabinet. L'avocat reprend lui-même la parole juste après la fin du débat, avec sa propre voix, pour s'adresser aux auditeurs.</w:t>
+        <w:t xml:space="preserve">Les hôtes concluent d'abord la discussion sur le fond, en une ou deux phrases. Puis ils invitent l'auditeur à ne pas rester seul avec son dossier et à se faire accompagner par l'auteur de l'article, **Maître Patrice Humbert**, avocat spécialiste en droit du dommage corporel, qui défend les victimes — et jamais les assureurs — depuis plus de vingt ans.</w:t>
+      </w:r>
+    </w:p>
+    <w:p>
+      <w:pPr>
+        <w:pStyle w:val="Normal"/>
+      </w:pPr>
+      <w:r>
+        <w:t xml:space="preserve">Une formulation possible, à adapter :</w:t>
+      </w:r>
+    </w:p>
+    <w:p>
+      <w:pPr>
+        <w:pStyle w:val="Quote"/>
+        <w:ind w:left="454"/>
+      </w:pPr>
+      <w:r>
+        <w:t xml:space="preserve">« Un dernier mot : ce genre de dossier ne se joue pas tout seul. L'auteur de cet article, Maître Patrice Humbert, est avocat spécialiste en droit du dommage corporel ; il défend des victimes depuis plus de vingt ans, et jamais les assureurs. Si vous êtes concerné, faites-vous accompagner. Il vous en dit un mot tout de suite. »</w:t>
+      </w:r>
+    </w:p>
+    <w:p>
+      <w:pPr>
+        <w:pStyle w:val="Normal"/>
+      </w:pPr>
+      <w:r>
+        <w:t xml:space="preserve">Ce qu'ils ne font jamais :</w:t>
+      </w:r>
+    </w:p>
+    <w:p>
+      <w:pPr>
+        <w:pStyle w:val="Normal"/>
+      </w:pPr>
+      <w:r>
+        <w:t xml:space="preserve">- **aucun tarif, aucun numéro de téléphone, aucune adresse de cabinet, aucune invitation à prendre rendez-vous.** L'avocat reprend la parole avec sa propre voix immédiatement après, et dit tout cela lui-même. L'entendre deux fois de suite sonnerait comme une réclame ; - aucune promesse de résultat : ni « vous obtiendrez », ni « il vous fera gagner », ni montant d'indemnisation. On oriente vers un professionnel, on ne garantit rien ; - aucune comparaison avec d'autres avocats ou cabinets.</w:t>
+      </w:r>
+    </w:p>
+    <w:p>
+      <w:pPr>
+        <w:pStyle w:val="Normal"/>
+      </w:pPr>
+      <w:r>
+        <w:t xml:space="preserve">Les hôtes orientent vers l'avocat ; ils ne le vantent pas. Ils ne sont pas avocats eux-mêmes, et l'émission le dit en introduction.</w:t>
       </w:r>
     </w:p>
     <w:sectPr>
